--- a/ky/wisdom-stories/do-not-deepen-anothers-pain.docx
+++ b/ky/wisdom-stories/do-not-deepen-anothers-pain.docx
@@ -63,7 +63,7 @@
           <w:sz w:val="22"/>
           <w:lang w:val="ky-KG"/>
         </w:rPr>
-        <w:t>Сабак: Бирөөнүн кем-карчын бетине салып, көңүлүн оорутпа. Анын муңун эскерткениң эмес, түшүнгөнүң керек.</w:t>
+        <w:t>Сабак: Бирөөнүн кем-карчын бетине салып, көңүлүн оорутпа. Анын кайгысын эсине сала бергендин ордуна, аны түшүнүүгө аракет кыл.</w:t>
       </w:r>
       <w:r>
         <w:rPr>
